--- a/Exercise/vatlymasterpiece.docx
+++ b/Exercise/vatlymasterpiece.docx
@@ -2679,29 +2679,7 @@
             <w:sz w:val="26"/>
             <w:szCs w:val="26"/>
           </w:rPr>
-          <w:t>C</w:t>
-        </w:r>
-        <w:r>
-          <w:rPr>
-            <w:rStyle w:val="Hyperlink"/>
-            <w:i/>
-            <w:iCs/>
-            <w:noProof/>
-            <w:sz w:val="26"/>
-            <w:szCs w:val="26"/>
-          </w:rPr>
-          <w:t>H</w:t>
-        </w:r>
-        <w:r>
-          <w:rPr>
-            <w:rStyle w:val="Hyperlink"/>
-            <w:i/>
-            <w:iCs/>
-            <w:noProof/>
-            <w:sz w:val="26"/>
-            <w:szCs w:val="26"/>
-          </w:rPr>
-          <w:t>ƯƠNG 2. CƠ SỞ LÝ THUYẾT</w:t>
+          <w:t>CHƯƠNG 2. CƠ SỞ LÝ THUYẾT</w:t>
         </w:r>
         <w:r>
           <w:rPr>
@@ -5556,29 +5534,7 @@
             <w:sz w:val="26"/>
             <w:szCs w:val="26"/>
           </w:rPr>
-          <w:t xml:space="preserve">Vector </w:t>
-        </w:r>
-        <w:r>
-          <w:rPr>
-            <w:rStyle w:val="Hyperlink"/>
-            <w:rFonts w:ascii="Times New Roman" w:hAnsi="Times New Roman" w:cs="Times New Roman"/>
-            <w:b/>
-            <w:noProof/>
-            <w:sz w:val="26"/>
-            <w:szCs w:val="26"/>
-          </w:rPr>
-          <w:t xml:space="preserve">gia tốc </w:t>
-        </w:r>
-        <w:r>
-          <w:rPr>
-            <w:rStyle w:val="Hyperlink"/>
-            <w:rFonts w:ascii="Times New Roman" w:hAnsi="Times New Roman" w:cs="Times New Roman"/>
-            <w:b/>
-            <w:noProof/>
-            <w:sz w:val="26"/>
-            <w:szCs w:val="26"/>
-          </w:rPr>
-          <w:t>tức thời trong không gian Oxy</w:t>
+          <w:t>Vector gia tốc tức thời trong không gian Oxy</w:t>
         </w:r>
         <w:r>
           <w:rPr>
@@ -5812,18 +5768,7 @@
             <w:sz w:val="26"/>
             <w:szCs w:val="26"/>
           </w:rPr>
-          <w:t>1</w:t>
-        </w:r>
-        <w:r>
-          <w:rPr>
-            <w:rFonts w:ascii="Times New Roman" w:hAnsi="Times New Roman" w:cs="Times New Roman"/>
-            <w:b/>
-            <w:noProof/>
-            <w:webHidden/>
-            <w:sz w:val="26"/>
-            <w:szCs w:val="26"/>
-          </w:rPr>
-          <w:t>3</w:t>
+          <w:t>13</w:t>
         </w:r>
       </w:hyperlink>
     </w:p>
@@ -6807,7 +6752,31 @@
           <w:sz w:val="26"/>
           <w:szCs w:val="26"/>
         </w:rPr>
-        <w:t xml:space="preserve">" và cùng nhau tìm hiểu về bản chất của chuyển động cũng như sử dụng phần mềm Matlab để giải quyết yêu cầu. Qua quá trình này, chúng </w:t>
+        <w:t>" và cùng nhau tìm hiểu về bản chất của chuyển động cũng như sử dụng phần mềm Matlab để giải quyết yêu cầu. Qua quá trình</w:t>
+      </w:r>
+      <w:r>
+        <w:rPr>
+          <w:rFonts w:ascii="Times New Roman" w:hAnsi="Times New Roman" w:cs="Times New Roman"/>
+          <w:sz w:val="26"/>
+          <w:szCs w:val="26"/>
+        </w:rPr>
+        <w:t xml:space="preserve"> </w:t>
+      </w:r>
+      <w:r>
+        <w:rPr>
+          <w:rFonts w:ascii="Times New Roman" w:hAnsi="Times New Roman" w:cs="Times New Roman"/>
+          <w:sz w:val="26"/>
+          <w:szCs w:val="26"/>
+        </w:rPr>
+        <w:t>tìm tòi và nghiên cứu</w:t>
+      </w:r>
+      <w:r>
+        <w:rPr>
+          <w:rFonts w:ascii="Times New Roman" w:hAnsi="Times New Roman" w:cs="Times New Roman"/>
+          <w:sz w:val="26"/>
+          <w:szCs w:val="26"/>
+        </w:rPr>
+        <w:t xml:space="preserve">, chúng </w:t>
       </w:r>
       <w:r>
         <w:rPr>
@@ -6871,7 +6840,23 @@
           <w:sz w:val="26"/>
           <w:szCs w:val="26"/>
         </w:rPr>
-        <w:t>ogic và hiểu thêm về các ứng dụng của các khái niệm này trong nhiều lĩnh vực khác nhau, bao gồm giáo dục nghiên cứu vật lý, phát triển công nghệ điều khiển, mô hình hóa phương tiện di chuyển và phát triển trò chơi máy tính.</w:t>
+        <w:t xml:space="preserve">ogic và hiểu thêm về các ứng dụng của </w:t>
+      </w:r>
+      <w:r>
+        <w:rPr>
+          <w:rFonts w:ascii="Times New Roman" w:hAnsi="Times New Roman" w:cs="Times New Roman"/>
+          <w:sz w:val="26"/>
+          <w:szCs w:val="26"/>
+        </w:rPr>
+        <w:t>những khái niệm này</w:t>
+      </w:r>
+      <w:r>
+        <w:rPr>
+          <w:rFonts w:ascii="Times New Roman" w:hAnsi="Times New Roman" w:cs="Times New Roman"/>
+          <w:sz w:val="26"/>
+          <w:szCs w:val="26"/>
+        </w:rPr>
+        <w:t xml:space="preserve"> trong nhiều lĩnh vực khác nhau, bao gồm giáo dục nghiên cứu vật lý, phát triển công nghệ điều khiển, mô hình hóa phương tiện di chuyển và phát triển trò chơi máy tính.</w:t>
       </w:r>
     </w:p>
     <w:p>
@@ -8741,7 +8726,7 @@
           <w:sz w:val="26"/>
           <w:szCs w:val="26"/>
         </w:rPr>
-        <w:t>biểu diễn mối quan hệ giữa tọa độ của chất điểm so với thời gian.</w:t>
+        <w:t>biểu diễn mối quan hệ giữa tọa độ của chất điểm với thời gian.</w:t>
       </w:r>
     </w:p>
     <w:p>
@@ -8966,7 +8951,63 @@
           <w:sz w:val="26"/>
           <w:szCs w:val="26"/>
         </w:rPr>
-        <w:t>, khi đó Vector vận tốc trung bình được định nghĩa bằng thương số:</w:t>
+        <w:t xml:space="preserve">, khi đó Vector vận tốc trung bình </w:t>
+      </w:r>
+      <w:r>
+        <w:rPr>
+          <w:rFonts w:ascii="Times New Roman" w:eastAsia="Times New Roman" w:hAnsi="Times New Roman" w:cs="Times New Roman"/>
+          <w:color w:val="000000"/>
+          <w:sz w:val="26"/>
+          <w:szCs w:val="26"/>
+        </w:rPr>
+        <w:t xml:space="preserve">của chất điểm trong khoảng thời gian </w:t>
+      </w:r>
+      <m:oMath>
+        <m:r>
+          <w:rPr>
+            <w:rFonts w:ascii="Cambria Math" w:eastAsia="Times New Roman" w:hAnsi="Cambria Math" w:cs="Times New Roman"/>
+            <w:color w:val="000000"/>
+            <w:sz w:val="26"/>
+            <w:szCs w:val="26"/>
+          </w:rPr>
+          <m:t>∆t</m:t>
+        </m:r>
+      </m:oMath>
+      <w:r>
+        <w:rPr>
+          <w:rFonts w:ascii="Times New Roman" w:eastAsia="Times New Roman" w:hAnsi="Times New Roman" w:cs="Times New Roman"/>
+          <w:color w:val="000000"/>
+          <w:sz w:val="26"/>
+          <w:szCs w:val="26"/>
+        </w:rPr>
+        <w:t xml:space="preserve">  </w:t>
+      </w:r>
+      <w:r>
+        <w:rPr>
+          <w:rFonts w:ascii="Times New Roman" w:eastAsia="Times New Roman" w:hAnsi="Times New Roman" w:cs="Times New Roman"/>
+          <w:color w:val="000000"/>
+          <w:sz w:val="26"/>
+          <w:szCs w:val="26"/>
+        </w:rPr>
+        <w:t>được định nghĩa bằng</w:t>
+      </w:r>
+      <w:r>
+        <w:rPr>
+          <w:rFonts w:ascii="Times New Roman" w:eastAsia="Times New Roman" w:hAnsi="Times New Roman" w:cs="Times New Roman"/>
+          <w:color w:val="000000"/>
+          <w:sz w:val="26"/>
+          <w:szCs w:val="26"/>
+        </w:rPr>
+        <w:t xml:space="preserve"> biểu thức</w:t>
+      </w:r>
+      <w:r>
+        <w:rPr>
+          <w:rFonts w:ascii="Times New Roman" w:eastAsia="Times New Roman" w:hAnsi="Times New Roman" w:cs="Times New Roman"/>
+          <w:color w:val="000000"/>
+          <w:sz w:val="26"/>
+          <w:szCs w:val="26"/>
+        </w:rPr>
+        <w:t>:</w:t>
       </w:r>
       <w:r>
         <w:rPr>
@@ -9093,16 +9134,7 @@
                 <w:sz w:val="26"/>
                 <w:szCs w:val="26"/>
               </w:rPr>
-              <m:t>∆</m:t>
-            </m:r>
-            <m:r>
-              <w:rPr>
-                <w:rFonts w:ascii="Cambria Math" w:eastAsia="Times New Roman" w:hAnsi="Cambria Math" w:cs="Times New Roman"/>
-                <w:color w:val="000000"/>
-                <w:sz w:val="26"/>
-                <w:szCs w:val="26"/>
-              </w:rPr>
-              <m:t>t</m:t>
+              <m:t>∆t</m:t>
             </m:r>
           </m:den>
         </m:f>
@@ -9187,16 +9219,7 @@
             <w:sz w:val="26"/>
             <w:szCs w:val="26"/>
           </w:rPr>
-          <m:t>m/</m:t>
-        </m:r>
-        <m:r>
-          <w:rPr>
-            <w:rFonts w:ascii="Cambria Math" w:eastAsia="Times New Roman" w:hAnsi="Cambria Math" w:cs="Times New Roman"/>
-            <w:color w:val="000000"/>
-            <w:sz w:val="26"/>
-            <w:szCs w:val="26"/>
-          </w:rPr>
-          <m:t>s</m:t>
+          <m:t>m/s</m:t>
         </m:r>
       </m:oMath>
       <w:r>
@@ -9386,16 +9409,7 @@
             <w:sz w:val="26"/>
             <w:szCs w:val="26"/>
           </w:rPr>
-          <m:t>∆t</m:t>
-        </m:r>
-        <m:r>
-          <w:rPr>
-            <w:rFonts w:ascii="Cambria Math" w:eastAsia="Times New Roman" w:hAnsi="Cambria Math" w:cs="Times New Roman"/>
-            <w:color w:val="000000"/>
-            <w:sz w:val="26"/>
-            <w:szCs w:val="26"/>
-          </w:rPr>
-          <m:t>→0</m:t>
+          <m:t>∆t→0</m:t>
         </m:r>
       </m:oMath>
       <w:r>
@@ -9633,25 +9647,7 @@
                     <w:sz w:val="26"/>
                     <w:szCs w:val="26"/>
                   </w:rPr>
-                  <m:t>∆t</m:t>
-                </m:r>
-                <m:r>
-                  <w:rPr>
-                    <w:rFonts w:ascii="Cambria Math" w:eastAsia="Times New Roman" w:hAnsi="Cambria Math" w:cs="Times New Roman"/>
-                    <w:color w:val="000000"/>
-                    <w:sz w:val="26"/>
-                    <w:szCs w:val="26"/>
-                  </w:rPr>
-                  <m:t>→</m:t>
-                </m:r>
-                <m:r>
-                  <w:rPr>
-                    <w:rFonts w:ascii="Cambria Math" w:eastAsia="Times New Roman" w:hAnsi="Cambria Math" w:cs="Times New Roman"/>
-                    <w:color w:val="000000"/>
-                    <w:sz w:val="26"/>
-                    <w:szCs w:val="26"/>
-                  </w:rPr>
-                  <m:t>0</m:t>
+                  <m:t>∆t→0</m:t>
                 </m:r>
               </m:lim>
             </m:limLow>
@@ -10487,8 +10483,8 @@
       <m:oMath>
         <m:d>
           <m:dPr>
-            <m:begChr m:val="|"/>
-            <m:endChr m:val="|"/>
+            <m:begChr m:val="‖"/>
+            <m:endChr m:val="‖"/>
             <m:ctrlPr>
               <w:rPr>
                 <w:rFonts w:ascii="Cambria Math" w:eastAsia="Times New Roman" w:hAnsi="Cambria Math" w:cs="Times New Roman"/>
@@ -11250,25 +11246,7 @@
           <w:sz w:val="26"/>
           <w:szCs w:val="26"/>
         </w:rPr>
-        <w:t xml:space="preserve">, </w:t>
-      </w:r>
-      <w:r>
-        <w:rPr>
-          <w:rFonts w:ascii="Times New Roman" w:eastAsia="Times New Roman" w:hAnsi="Times New Roman" w:cs="Times New Roman"/>
-          <w:color w:val="000000"/>
-          <w:sz w:val="26"/>
-          <w:szCs w:val="26"/>
-        </w:rPr>
-        <w:t xml:space="preserve">Vector vận tốc tức thời </w:t>
-      </w:r>
-      <w:r>
-        <w:rPr>
-          <w:rFonts w:ascii="Times New Roman" w:eastAsia="Times New Roman" w:hAnsi="Times New Roman" w:cs="Times New Roman"/>
-          <w:color w:val="000000"/>
-          <w:sz w:val="26"/>
-          <w:szCs w:val="26"/>
-        </w:rPr>
-        <w:t xml:space="preserve">của chất điểm thay đổi được một lượng bằng </w:t>
+        <w:t xml:space="preserve">, Vector vận tốc tức thời của chất điểm thay đổi được một lượng bằng </w:t>
       </w:r>
       <m:oMath>
         <m:r>
@@ -11331,7 +11309,63 @@
           <w:sz w:val="26"/>
           <w:szCs w:val="26"/>
         </w:rPr>
-        <w:t xml:space="preserve"> trung bình được định nghĩa bằng thương số: </w:t>
+        <w:t xml:space="preserve"> trung bình </w:t>
+      </w:r>
+      <w:r>
+        <w:rPr>
+          <w:rFonts w:ascii="Times New Roman" w:eastAsia="Times New Roman" w:hAnsi="Times New Roman" w:cs="Times New Roman"/>
+          <w:color w:val="000000"/>
+          <w:sz w:val="26"/>
+          <w:szCs w:val="26"/>
+        </w:rPr>
+        <w:t xml:space="preserve">của chất điểm trong khoảng thời gian </w:t>
+      </w:r>
+      <m:oMath>
+        <m:r>
+          <w:rPr>
+            <w:rFonts w:ascii="Cambria Math" w:eastAsia="Times New Roman" w:hAnsi="Cambria Math" w:cs="Times New Roman"/>
+            <w:color w:val="000000"/>
+            <w:sz w:val="26"/>
+            <w:szCs w:val="26"/>
+          </w:rPr>
+          <m:t>∆t</m:t>
+        </m:r>
+      </m:oMath>
+      <w:r>
+        <w:rPr>
+          <w:rFonts w:ascii="Times New Roman" w:eastAsia="Times New Roman" w:hAnsi="Times New Roman" w:cs="Times New Roman"/>
+          <w:color w:val="000000"/>
+          <w:sz w:val="26"/>
+          <w:szCs w:val="26"/>
+        </w:rPr>
+        <w:t xml:space="preserve"> </w:t>
+      </w:r>
+      <w:r>
+        <w:rPr>
+          <w:rFonts w:ascii="Times New Roman" w:eastAsia="Times New Roman" w:hAnsi="Times New Roman" w:cs="Times New Roman"/>
+          <w:color w:val="000000"/>
+          <w:sz w:val="26"/>
+          <w:szCs w:val="26"/>
+        </w:rPr>
+        <w:t xml:space="preserve">được định nghĩa bằng </w:t>
+      </w:r>
+      <w:r>
+        <w:rPr>
+          <w:rFonts w:ascii="Times New Roman" w:eastAsia="Times New Roman" w:hAnsi="Times New Roman" w:cs="Times New Roman"/>
+          <w:color w:val="000000"/>
+          <w:sz w:val="26"/>
+          <w:szCs w:val="26"/>
+        </w:rPr>
+        <w:t>biểu thức</w:t>
+      </w:r>
+      <w:r>
+        <w:rPr>
+          <w:rFonts w:ascii="Times New Roman" w:eastAsia="Times New Roman" w:hAnsi="Times New Roman" w:cs="Times New Roman"/>
+          <w:color w:val="000000"/>
+          <w:sz w:val="26"/>
+          <w:szCs w:val="26"/>
+        </w:rPr>
+        <w:t xml:space="preserve">: </w:t>
       </w:r>
     </w:p>
     <w:p>
@@ -11875,16 +11909,25 @@
           <w:sz w:val="26"/>
           <w:szCs w:val="26"/>
         </w:rPr>
-        <w:t xml:space="preserve">Có điểm đặt là vị trí hiện tại, </w:t>
-      </w:r>
-      <w:r>
-        <w:rPr>
-          <w:rFonts w:ascii="Times New Roman" w:eastAsia="Times New Roman" w:hAnsi="Times New Roman" w:cs="Times New Roman"/>
-          <w:color w:val="000000"/>
-          <w:sz w:val="26"/>
-          <w:szCs w:val="26"/>
-        </w:rPr>
-        <w:t xml:space="preserve">hướng và độ lớn đặc trưng cho sự </w:t>
+        <w:t>Có điểm đặt là vị trí hiện tại</w:t>
+      </w:r>
+      <w:r>
+        <w:rPr>
+          <w:rFonts w:ascii="Times New Roman" w:eastAsia="Times New Roman" w:hAnsi="Times New Roman" w:cs="Times New Roman"/>
+          <w:color w:val="000000"/>
+          <w:sz w:val="26"/>
+          <w:szCs w:val="26"/>
+        </w:rPr>
+        <w:t xml:space="preserve"> của chất điểm</w:t>
+      </w:r>
+      <w:r>
+        <w:rPr>
+          <w:rFonts w:ascii="Times New Roman" w:eastAsia="Times New Roman" w:hAnsi="Times New Roman" w:cs="Times New Roman"/>
+          <w:color w:val="000000"/>
+          <w:sz w:val="26"/>
+          <w:szCs w:val="26"/>
+        </w:rPr>
+        <w:t xml:space="preserve">, hướng và độ lớn đặc trưng cho sự </w:t>
       </w:r>
       <w:r>
         <w:rPr>
@@ -11956,6 +11999,7 @@
           <w:sz w:val="26"/>
           <w:szCs w:val="26"/>
         </w:rPr>
+        <w:lastRenderedPageBreak/>
         <w:t xml:space="preserve">Gia tốc tức thời: </w:t>
       </w:r>
       <m:oMath>
@@ -12040,25 +12084,7 @@
                     <w:sz w:val="26"/>
                     <w:szCs w:val="26"/>
                   </w:rPr>
-                  <m:t>∆t</m:t>
-                </m:r>
-                <m:r>
-                  <w:rPr>
-                    <w:rFonts w:ascii="Cambria Math" w:eastAsia="Times New Roman" w:hAnsi="Cambria Math" w:cs="Times New Roman"/>
-                    <w:color w:val="000000"/>
-                    <w:sz w:val="26"/>
-                    <w:szCs w:val="26"/>
-                  </w:rPr>
-                  <m:t>→</m:t>
-                </m:r>
-                <m:r>
-                  <w:rPr>
-                    <w:rFonts w:ascii="Cambria Math" w:eastAsia="Times New Roman" w:hAnsi="Cambria Math" w:cs="Times New Roman"/>
-                    <w:color w:val="000000"/>
-                    <w:sz w:val="26"/>
-                    <w:szCs w:val="26"/>
-                  </w:rPr>
-                  <m:t>0</m:t>
+                  <m:t>∆t→0</m:t>
                 </m:r>
               </m:lim>
             </m:limLow>
@@ -12820,6 +12846,15 @@
           </m:e>
         </m:acc>
       </m:oMath>
+      <w:r>
+        <w:rPr>
+          <w:rFonts w:ascii="Times New Roman" w:eastAsia="Times New Roman" w:hAnsi="Times New Roman" w:cs="Times New Roman"/>
+          <w:color w:val="000000"/>
+          <w:sz w:val="26"/>
+          <w:szCs w:val="26"/>
+        </w:rPr>
+        <w:t>.</w:t>
+      </w:r>
     </w:p>
     <w:p>
       <w:pPr>
@@ -12845,7 +12880,6 @@
           <w:sz w:val="26"/>
           <w:szCs w:val="26"/>
         </w:rPr>
-        <w:lastRenderedPageBreak/>
         <w:t xml:space="preserve">Ứng với </w:t>
       </w:r>
       <m:oMath>
@@ -13159,6 +13193,15 @@
           </m:den>
         </m:f>
       </m:oMath>
+      <w:r>
+        <w:rPr>
+          <w:rFonts w:ascii="Times New Roman" w:eastAsia="Times New Roman" w:hAnsi="Times New Roman" w:cs="Times New Roman"/>
+          <w:color w:val="000000"/>
+          <w:sz w:val="26"/>
+          <w:szCs w:val="26"/>
+        </w:rPr>
+        <w:t>.</w:t>
+      </w:r>
     </w:p>
     <w:p>
       <w:pPr>
@@ -13189,8 +13232,8 @@
       <m:oMath>
         <m:d>
           <m:dPr>
-            <m:begChr m:val="|"/>
-            <m:endChr m:val="|"/>
+            <m:begChr m:val="‖"/>
+            <m:endChr m:val="‖"/>
             <m:ctrlPr>
               <w:rPr>
                 <w:rFonts w:ascii="Cambria Math" w:eastAsia="Times New Roman" w:hAnsi="Cambria Math" w:cs="Times New Roman"/>
@@ -13712,6 +13755,7 @@
       <w:r>
         <w:rPr>
           <w:rFonts w:ascii="Times New Roman" w:eastAsia="Times New Roman" w:hAnsi="Times New Roman" w:cs="Times New Roman"/>
+          <w:noProof/>
           <w:color w:val="000000"/>
           <w:sz w:val="26"/>
           <w:szCs w:val="26"/>
@@ -13882,18 +13926,7 @@
           <w:sz w:val="26"/>
           <w:szCs w:val="26"/>
         </w:rPr>
-        <w:t>gia tốc</w:t>
-      </w:r>
-      <w:r>
-        <w:rPr>
-          <w:rFonts w:ascii="Times New Roman" w:eastAsia="Times New Roman" w:hAnsi="Times New Roman" w:cs="Times New Roman"/>
-          <w:i/>
-          <w:iCs/>
-          <w:color w:val="000000"/>
-          <w:sz w:val="26"/>
-          <w:szCs w:val="26"/>
-        </w:rPr>
-        <w:t xml:space="preserve"> tức thời trong không gian</w:t>
+        <w:t>gia tốc tức thời trong không gian</w:t>
       </w:r>
       <w:r>
         <w:rPr>
@@ -14148,9 +14181,9 @@
           <w:szCs w:val="26"/>
         </w:rPr>
       </w:pPr>
-      <w:bookmarkStart w:id="27" w:name="_Toc85315137"/>
-      <w:bookmarkStart w:id="28" w:name="_Hlk151189883"/>
-      <w:bookmarkStart w:id="29" w:name="_Toc152522930"/>
+      <w:bookmarkStart w:id="27" w:name="_Toc152522930"/>
+      <w:bookmarkStart w:id="28" w:name="_Toc85315137"/>
+      <w:bookmarkStart w:id="29" w:name="_Hlk151189883"/>
       <w:r>
         <w:rPr>
           <w:rFonts w:ascii="Times New Roman" w:eastAsia="Times New Roman" w:hAnsi="Times New Roman" w:cs="Times New Roman"/>
@@ -14219,7 +14252,7 @@
         </w:rPr>
         <w:t>Tính độ lớn gia tốc</w:t>
       </w:r>
-      <w:bookmarkEnd w:id="29"/>
+      <w:bookmarkEnd w:id="27"/>
     </w:p>
     <w:p>
       <w:pPr>
@@ -14337,7 +14370,7 @@
         <w:lastRenderedPageBreak/>
         <w:t>CHƯƠNG 3. MATLAB</w:t>
       </w:r>
-      <w:bookmarkEnd w:id="27"/>
+      <w:bookmarkEnd w:id="28"/>
       <w:bookmarkEnd w:id="30"/>
     </w:p>
     <w:p>
@@ -14391,6 +14424,7 @@
           <w:numId w:val="8"/>
         </w:numPr>
         <w:spacing w:before="120" w:after="0" w:line="360" w:lineRule="auto"/>
+        <w:ind w:left="450" w:hanging="450"/>
         <w:jc w:val="both"/>
         <w:rPr>
           <w:rFonts w:ascii="Times New Roman" w:hAnsi="Times New Roman" w:cs="Times New Roman"/>
@@ -15583,7 +15617,27 @@
           <w:sz w:val="26"/>
           <w:szCs w:val="26"/>
         </w:rPr>
-        <w:t>double(&lt;Giá Trị Kiểu String Hoặc Symbol&gt;):</w:t>
+        <w:t>double(&lt;Giá Trị Kiểu String Hoặc Symbol</w:t>
+      </w:r>
+      <w:r>
+        <w:rPr>
+          <w:rFonts w:ascii="Times New Roman" w:hAnsi="Times New Roman" w:cs="Times New Roman"/>
+          <w:b/>
+          <w:bCs/>
+          <w:sz w:val="26"/>
+          <w:szCs w:val="26"/>
+        </w:rPr>
+        <w:t>ic</w:t>
+      </w:r>
+      <w:r>
+        <w:rPr>
+          <w:rFonts w:ascii="Times New Roman" w:hAnsi="Times New Roman" w:cs="Times New Roman"/>
+          <w:b/>
+          <w:bCs/>
+          <w:sz w:val="26"/>
+          <w:szCs w:val="26"/>
+        </w:rPr>
+        <w:t>&gt;):</w:t>
       </w:r>
       <w:r>
         <w:rPr>
@@ -15618,7 +15672,27 @@
           <w:sz w:val="26"/>
           <w:szCs w:val="26"/>
         </w:rPr>
-        <w:t>string(&lt;Giá Trị  Kiểu Double Hoặc Symbol&gt;):</w:t>
+        <w:t>string(&lt;Giá Trị  Kiểu Double Hoặc Symbol</w:t>
+      </w:r>
+      <w:r>
+        <w:rPr>
+          <w:rFonts w:ascii="Times New Roman" w:hAnsi="Times New Roman" w:cs="Times New Roman"/>
+          <w:b/>
+          <w:bCs/>
+          <w:sz w:val="26"/>
+          <w:szCs w:val="26"/>
+        </w:rPr>
+        <w:t>ic</w:t>
+      </w:r>
+      <w:r>
+        <w:rPr>
+          <w:rFonts w:ascii="Times New Roman" w:hAnsi="Times New Roman" w:cs="Times New Roman"/>
+          <w:b/>
+          <w:bCs/>
+          <w:sz w:val="26"/>
+          <w:szCs w:val="26"/>
+        </w:rPr>
+        <w:t>&gt;):</w:t>
       </w:r>
       <w:r>
         <w:rPr>
@@ -15628,7 +15702,7 @@
         </w:rPr>
         <w:t xml:space="preserve"> trả về giá trị kiểu String tương ứng.</w:t>
       </w:r>
-      <w:bookmarkEnd w:id="28"/>
+      <w:bookmarkEnd w:id="29"/>
     </w:p>
     <w:p>
       <w:pPr>
@@ -15947,23 +16021,7 @@
           <w:sz w:val="26"/>
           <w:szCs w:val="26"/>
         </w:rPr>
-        <w:t>Cuối cùng</w:t>
-      </w:r>
-      <w:r>
-        <w:rPr>
-          <w:rFonts w:ascii="Times New Roman" w:hAnsi="Times New Roman" w:cs="Times New Roman"/>
-          <w:sz w:val="26"/>
-          <w:szCs w:val="26"/>
-        </w:rPr>
-        <w:t xml:space="preserve">, người dùng nhập vào thời điểm </w:t>
-      </w:r>
-      <w:r>
-        <w:rPr>
-          <w:rFonts w:ascii="Times New Roman" w:hAnsi="Times New Roman" w:cs="Times New Roman"/>
-          <w:sz w:val="26"/>
-          <w:szCs w:val="26"/>
-        </w:rPr>
-        <w:t>muốn tính độ lớn gia tốc.</w:t>
+        <w:t>Cuối cùng, người dùng nhập vào thời điểm muốn tính độ lớn gia tốc.</w:t>
       </w:r>
     </w:p>
     <w:p>
@@ -16182,10 +16240,10 @@
             <v:path o:extrusionok="f" gradientshapeok="t" o:connecttype="rect"/>
             <o:lock v:ext="edit" aspectratio="t"/>
           </v:shapetype>
-          <v:shape id="_x0000_i1029" type="#_x0000_t75" style="width:90.6pt;height:51.6pt" o:ole="">
+          <v:shape id="_x0000_i1025" type="#_x0000_t75" style="width:90.65pt;height:51.35pt" o:ole="">
             <v:imagedata r:id="rId17" o:title=""/>
           </v:shape>
-          <o:OLEObject Type="Embed" ProgID="Equation.DSMT4" ShapeID="_x0000_i1029" DrawAspect="Content" ObjectID="_1763136646" r:id="rId18"/>
+          <o:OLEObject Type="Embed" ProgID="Equation.DSMT4" ShapeID="_x0000_i1025" DrawAspect="Content" ObjectID="_1763143372" r:id="rId18"/>
         </w:object>
       </w:r>
     </w:p>
@@ -16221,7 +16279,107 @@
           <w:szCs w:val="26"/>
           <w:lang w:val="nb-NO"/>
         </w:rPr>
-        <w:t>Vẽ quỹ đạo của vật trong khoảng thời gian từ t=0 đến t=5s.</w:t>
+        <w:t>Vẽ quỹ đạo của vật trong khoảng thời gian từ t</w:t>
+      </w:r>
+      <w:r>
+        <w:rPr>
+          <w:rFonts w:ascii="Times New Roman" w:hAnsi="Times New Roman" w:cs="Times New Roman"/>
+          <w:color w:val="000000"/>
+          <w:sz w:val="26"/>
+          <w:szCs w:val="26"/>
+          <w:lang w:val="nb-NO"/>
+        </w:rPr>
+        <w:t xml:space="preserve"> </w:t>
+      </w:r>
+      <w:r>
+        <w:rPr>
+          <w:rFonts w:ascii="Times New Roman" w:hAnsi="Times New Roman" w:cs="Times New Roman"/>
+          <w:color w:val="000000"/>
+          <w:sz w:val="26"/>
+          <w:szCs w:val="26"/>
+          <w:lang w:val="nb-NO"/>
+        </w:rPr>
+        <w:t>=</w:t>
+      </w:r>
+      <w:r>
+        <w:rPr>
+          <w:rFonts w:ascii="Times New Roman" w:hAnsi="Times New Roman" w:cs="Times New Roman"/>
+          <w:color w:val="000000"/>
+          <w:sz w:val="26"/>
+          <w:szCs w:val="26"/>
+          <w:lang w:val="nb-NO"/>
+        </w:rPr>
+        <w:t xml:space="preserve"> </w:t>
+      </w:r>
+      <w:r>
+        <w:rPr>
+          <w:rFonts w:ascii="Times New Roman" w:hAnsi="Times New Roman" w:cs="Times New Roman"/>
+          <w:color w:val="000000"/>
+          <w:sz w:val="26"/>
+          <w:szCs w:val="26"/>
+          <w:lang w:val="nb-NO"/>
+        </w:rPr>
+        <w:t>0 đến t</w:t>
+      </w:r>
+      <w:r>
+        <w:rPr>
+          <w:rFonts w:ascii="Times New Roman" w:hAnsi="Times New Roman" w:cs="Times New Roman"/>
+          <w:color w:val="000000"/>
+          <w:sz w:val="26"/>
+          <w:szCs w:val="26"/>
+          <w:lang w:val="nb-NO"/>
+        </w:rPr>
+        <w:t xml:space="preserve"> </w:t>
+      </w:r>
+      <w:r>
+        <w:rPr>
+          <w:rFonts w:ascii="Times New Roman" w:hAnsi="Times New Roman" w:cs="Times New Roman"/>
+          <w:color w:val="000000"/>
+          <w:sz w:val="26"/>
+          <w:szCs w:val="26"/>
+          <w:lang w:val="nb-NO"/>
+        </w:rPr>
+        <w:t>=</w:t>
+      </w:r>
+      <w:r>
+        <w:rPr>
+          <w:rFonts w:ascii="Times New Roman" w:hAnsi="Times New Roman" w:cs="Times New Roman"/>
+          <w:color w:val="000000"/>
+          <w:sz w:val="26"/>
+          <w:szCs w:val="26"/>
+          <w:lang w:val="nb-NO"/>
+        </w:rPr>
+        <w:t xml:space="preserve"> </w:t>
+      </w:r>
+      <w:r>
+        <w:rPr>
+          <w:rFonts w:ascii="Times New Roman" w:hAnsi="Times New Roman" w:cs="Times New Roman"/>
+          <w:color w:val="000000"/>
+          <w:sz w:val="26"/>
+          <w:szCs w:val="26"/>
+          <w:lang w:val="nb-NO"/>
+        </w:rPr>
+        <w:t>5</w:t>
+      </w:r>
+      <w:r>
+        <w:rPr>
+          <w:rFonts w:ascii="Times New Roman" w:hAnsi="Times New Roman" w:cs="Times New Roman"/>
+          <w:color w:val="000000"/>
+          <w:sz w:val="26"/>
+          <w:szCs w:val="26"/>
+          <w:lang w:val="nb-NO"/>
+        </w:rPr>
+        <w:t xml:space="preserve"> </w:t>
+      </w:r>
+      <w:r>
+        <w:rPr>
+          <w:rFonts w:ascii="Times New Roman" w:hAnsi="Times New Roman" w:cs="Times New Roman"/>
+          <w:color w:val="000000"/>
+          <w:sz w:val="26"/>
+          <w:szCs w:val="26"/>
+          <w:lang w:val="nb-NO"/>
+        </w:rPr>
+        <w:t>s.</w:t>
       </w:r>
     </w:p>
     <w:p>
@@ -16551,27 +16709,7 @@
             <w:szCs w:val="26"/>
             <w:lang w:val="nb-NO"/>
           </w:rPr>
-          <m:t>t=1</m:t>
-        </m:r>
-        <m:r>
-          <w:rPr>
-            <w:rFonts w:ascii="Cambria Math" w:hAnsi="Cambria Math" w:cs="Times New Roman"/>
-            <w:color w:val="000000"/>
-            <w:sz w:val="26"/>
-            <w:szCs w:val="26"/>
-            <w:lang w:val="nb-NO"/>
-          </w:rPr>
-          <m:t xml:space="preserve"> </m:t>
-        </m:r>
-        <m:r>
-          <w:rPr>
-            <w:rFonts w:ascii="Cambria Math" w:hAnsi="Cambria Math" w:cs="Times New Roman"/>
-            <w:color w:val="000000"/>
-            <w:sz w:val="26"/>
-            <w:szCs w:val="26"/>
-            <w:lang w:val="nb-NO"/>
-          </w:rPr>
-          <m:t xml:space="preserve">s </m:t>
+          <m:t xml:space="preserve">t=1 s </m:t>
         </m:r>
       </m:oMath>
       <w:r>
@@ -16833,7 +16971,6 @@
     <w:p>
       <w:pPr>
         <w:spacing w:line="360" w:lineRule="auto"/>
-        <w:jc w:val="center"/>
         <w:rPr>
           <w:rFonts w:ascii="Times New Roman" w:hAnsi="Times New Roman" w:cs="Times New Roman"/>
           <w:i/>
@@ -17599,7 +17736,43 @@
           <w:sz w:val="26"/>
           <w:szCs w:val="26"/>
         </w:rPr>
-        <w:t xml:space="preserve"> cũng hiểu thêm về MATLAB, nâng cao kiến thức và đam mê với môn học Vật lý 1, cũng như cải thiện khả năng và vốn kiến thức của chúng </w:t>
+        <w:t xml:space="preserve"> cũng hiểu thêm về </w:t>
+      </w:r>
+      <w:r>
+        <w:rPr>
+          <w:rFonts w:ascii="Times New Roman" w:hAnsi="Times New Roman" w:cs="Times New Roman"/>
+          <w:iCs/>
+          <w:sz w:val="26"/>
+          <w:szCs w:val="26"/>
+        </w:rPr>
+        <w:t>Matlab hơn</w:t>
+      </w:r>
+      <w:r>
+        <w:rPr>
+          <w:rFonts w:ascii="Times New Roman" w:hAnsi="Times New Roman" w:cs="Times New Roman"/>
+          <w:iCs/>
+          <w:sz w:val="26"/>
+          <w:szCs w:val="26"/>
+        </w:rPr>
+        <w:t xml:space="preserve">, nâng cao kiến thức và đam mê với môn học Vật </w:t>
+      </w:r>
+      <w:r>
+        <w:rPr>
+          <w:rFonts w:ascii="Times New Roman" w:hAnsi="Times New Roman" w:cs="Times New Roman"/>
+          <w:iCs/>
+          <w:sz w:val="26"/>
+          <w:szCs w:val="26"/>
+        </w:rPr>
+        <w:t>L</w:t>
+      </w:r>
+      <w:r>
+        <w:rPr>
+          <w:rFonts w:ascii="Times New Roman" w:hAnsi="Times New Roman" w:cs="Times New Roman"/>
+          <w:iCs/>
+          <w:sz w:val="26"/>
+          <w:szCs w:val="26"/>
+        </w:rPr>
+        <w:t xml:space="preserve">ý 1, cũng như cải thiện khả năng và vốn kiến thức của chúng </w:t>
       </w:r>
       <w:r>
         <w:rPr>
@@ -17854,25 +18027,7 @@
           <w:sz w:val="26"/>
           <w:szCs w:val="26"/>
         </w:rPr>
-        <w:t>[</w:t>
-      </w:r>
-      <w:r>
-        <w:rPr>
-          <w:rFonts w:ascii="Times New Roman" w:eastAsia="Times New Roman" w:hAnsi="Times New Roman" w:cs="Times New Roman"/>
-          <w:color w:val="000000"/>
-          <w:sz w:val="26"/>
-          <w:szCs w:val="26"/>
-        </w:rPr>
-        <w:t>5</w:t>
-      </w:r>
-      <w:r>
-        <w:rPr>
-          <w:rFonts w:ascii="Times New Roman" w:eastAsia="Times New Roman" w:hAnsi="Times New Roman" w:cs="Times New Roman"/>
-          <w:color w:val="000000"/>
-          <w:sz w:val="26"/>
-          <w:szCs w:val="26"/>
-        </w:rPr>
-        <w:t xml:space="preserve">]. </w:t>
+        <w:t xml:space="preserve">[5]. </w:t>
       </w:r>
       <w:hyperlink r:id="rId24" w:history="1">
         <w:r>
@@ -19249,87 +19404,6 @@
         </w:rPr>
         <w:t>end</w:t>
       </w:r>
-    </w:p>
-    <w:p>
-      <w:pPr>
-        <w:spacing w:after="0" w:line="360" w:lineRule="auto"/>
-        <w:rPr>
-          <w:rFonts w:ascii="Times New Roman" w:eastAsia="Times New Roman" w:hAnsi="Times New Roman" w:cs="Times New Roman"/>
-          <w:color w:val="000000"/>
-          <w:sz w:val="26"/>
-          <w:szCs w:val="26"/>
-        </w:rPr>
-      </w:pPr>
-      <w:r>
-        <w:br w:type="page"/>
-      </w:r>
-    </w:p>
-    <w:p>
-      <w:pPr>
-        <w:spacing w:after="0" w:line="360" w:lineRule="auto"/>
-        <w:rPr>
-          <w:rFonts w:ascii="Times New Roman" w:eastAsia="Times New Roman" w:hAnsi="Times New Roman" w:cs="Times New Roman"/>
-          <w:color w:val="000000"/>
-          <w:sz w:val="26"/>
-          <w:szCs w:val="26"/>
-        </w:rPr>
-      </w:pPr>
-    </w:p>
-    <w:p>
-      <w:pPr>
-        <w:spacing w:after="0" w:line="360" w:lineRule="auto"/>
-        <w:rPr>
-          <w:rFonts w:ascii="Times New Roman" w:eastAsia="Times New Roman" w:hAnsi="Times New Roman" w:cs="Times New Roman"/>
-          <w:color w:val="000000"/>
-          <w:sz w:val="26"/>
-          <w:szCs w:val="26"/>
-        </w:rPr>
-      </w:pPr>
-    </w:p>
-    <w:p>
-      <w:pPr>
-        <w:spacing w:after="0" w:line="360" w:lineRule="auto"/>
-        <w:rPr>
-          <w:rFonts w:ascii="Times New Roman" w:eastAsia="Times New Roman" w:hAnsi="Times New Roman" w:cs="Times New Roman"/>
-          <w:color w:val="000000"/>
-          <w:sz w:val="26"/>
-          <w:szCs w:val="26"/>
-        </w:rPr>
-      </w:pPr>
-    </w:p>
-    <w:p>
-      <w:pPr>
-        <w:spacing w:after="0" w:line="360" w:lineRule="auto"/>
-        <w:rPr>
-          <w:rFonts w:ascii="Times New Roman" w:eastAsia="Times New Roman" w:hAnsi="Times New Roman" w:cs="Times New Roman"/>
-          <w:color w:val="000000"/>
-          <w:sz w:val="26"/>
-          <w:szCs w:val="26"/>
-        </w:rPr>
-      </w:pPr>
-    </w:p>
-    <w:p>
-      <w:pPr>
-        <w:spacing w:after="0" w:line="360" w:lineRule="auto"/>
-        <w:rPr>
-          <w:rFonts w:ascii="Times New Roman" w:eastAsia="Times New Roman" w:hAnsi="Times New Roman" w:cs="Times New Roman"/>
-          <w:color w:val="000000"/>
-          <w:sz w:val="26"/>
-          <w:szCs w:val="26"/>
-        </w:rPr>
-      </w:pPr>
-    </w:p>
-    <w:p>
-      <w:pPr>
-        <w:pStyle w:val="Heading2"/>
-        <w:spacing w:line="360" w:lineRule="auto"/>
-      </w:pPr>
-    </w:p>
-    <w:p>
-      <w:pPr>
-        <w:pStyle w:val="Heading1"/>
-        <w:spacing w:line="360" w:lineRule="auto"/>
-      </w:pPr>
     </w:p>
     <w:sectPr>
       <w:pgSz w:w="12240" w:h="15840"/>
